--- a/dossier-conformite-2026/livrables/03_Parcours_stagiaire/CTR-04_Contrat_particulier_parcours_certifiant.docx
+++ b/dossier-conformite-2026/livrables/03_Parcours_stagiaire/CTR-04_Contrat_particulier_parcours_certifiant.docx
@@ -176,7 +176,7 @@
         <w:rPr>
           <w:b w:val="0"/>
         </w:rPr>
-        <w:t>. Horaires : 8 h 00 – 12 h 00 et 13 h 00 – 16 h 00 ; pauses de 10 h 00 à 10 h 15 et de 15 h 00 à 15 h 15 ; déjeuner de 12 h 00 à 13 h 00. Lieu : Secrétariat Center — 7 rue Henri Cornu — 97490 Saint-Denis.</w:t>
+        <w:t>. Horaires : 8 h 00 – 12 h 00 et 13 h 00 – 16 h 00 ; pauses de 10 h 00 à 10 h 15 et de 15 h 00 à 15 h 15 ; déjeuner de 12 h 00 à 13 h 00. Lieu : Secrétariat Center — Immeuble Rodrigues 2 — 7 rue Henri Cornu — Parc Technor — 97490 Saint-Denis.</w:t>
       </w:r>
     </w:p>
     <w:p>
@@ -694,7 +694,7 @@
     <w:r>
       <w:drawing>
         <wp:inline xmlns:a="http://schemas.openxmlformats.org/drawingml/2006/main" xmlns:pic="http://schemas.openxmlformats.org/drawingml/2006/picture">
-          <wp:extent cx="634228" cy="540000"/>
+          <wp:extent cx="624277" cy="540000"/>
           <wp:docPr id="1" name="Picture 1"/>
           <wp:cNvGraphicFramePr>
             <a:graphicFrameLocks noChangeAspect="1"/>
@@ -703,7 +703,7 @@
             <a:graphicData uri="http://schemas.openxmlformats.org/drawingml/2006/picture">
               <pic:pic>
                 <pic:nvPicPr>
-                  <pic:cNvPr id="0" name="logo_yeba_formations.png"/>
+                  <pic:cNvPr id="0" name="logo_yeba_fond_clair_1000.png"/>
                   <pic:cNvPicPr/>
                 </pic:nvPicPr>
                 <pic:blipFill>
@@ -715,7 +715,7 @@
                 <pic:spPr>
                   <a:xfrm>
                     <a:off x="0" y="0"/>
-                    <a:ext cx="634228" cy="540000"/>
+                    <a:ext cx="624277" cy="540000"/>
                   </a:xfrm>
                   <a:prstGeom prst="rect"/>
                 </pic:spPr>
